--- a/tillsyn/A 35543-2026 tillsynsbegäran.docx
+++ b/tillsyn/A 35543-2026 tillsynsbegäran.docx
@@ -632,7 +632,7 @@
     <w:r>
       <w:tab/>
       <w:tab/>
-      <w:t>2026-09-15</w:t>
+      <w:t>2026-09-16</w:t>
       <w:br/>
       <w:br/>
     </w:r>

--- a/tillsyn/A 35543-2026 tillsynsbegäran.docx
+++ b/tillsyn/A 35543-2026 tillsynsbegäran.docx
@@ -65,7 +65,7 @@
     </w:p>
     <w:p>
       <w:r>
-        <w:t>I avverkningsanmälan finns fynd av 3 naturvårdsarter, varav 1 är rödlistad, 1 är fridlyst, 3 är typiska (T) och 2 är signalarter (S): knärot (VU, T, §8), mörk husmossa (S, T) och stor aspticka (S, T). Se Figur 1.</w:t>
+        <w:t>I avverkningsanmälan finns fynd av 5 naturvårdsarter, varav 2 är rödlistade, 1 är fridlyst, 5 är typiska (T) och 3 är signalarter (S): aspgelélav (VU, T), knärot (VU, T, §8), mörk husmossa (S, T), skinnlav (S, T) och stor aspticka (S, T). Se Figur 1.</w:t>
       </w:r>
     </w:p>
     <w:p>
@@ -83,6 +83,11 @@
     </w:p>
     <w:p>
       <w:r>
+        <w:t>Vi begär vidare att Skogsstyrelsen säkerställer att inga skador eller försämringar av naturtypens bevarandestatus i området tillåts ske. Se Rådets direktiv 92/43/EEG samt ickeförsämringskravet i EU:s naturrestaureringsförordning (EU 2024/1991).</w:t>
+      </w:r>
+    </w:p>
+    <w:p>
+      <w:r>
         <w:t>Vi önskar även ta del av de ställningstaganden och beslut som myndigheten meddelar till följd av aktuell avverkningsanmälan och föreningens inlaga (se 34 § förvaltningslagen).</w:t>
       </w:r>
     </w:p>
@@ -97,6 +102,26 @@
     <w:p>
       <w:r>
         <w:t>Nedan följer beskrivningar av de naturvårdsarter och fridlysta arter som har sina livsmiljöer och växtplatser i den avverkningsanmälda skogen. Se även ytterligare artfakta i BILAGA 1. De påträffade naturvårdsarterna är ett tydligt kvitto på att det rör sig om en skog med höga naturvärden.</w:t>
+      </w:r>
+    </w:p>
+    <w:p>
+      <w:r>
+        <w:rPr>
+          <w:b/>
+        </w:rPr>
+        <w:t>Aspgelélav (VU)</w:t>
+      </w:r>
+      <w:r>
+        <w:t xml:space="preserve"> växer praktiskt taget enbart på asp i skog med hög luftfuktighet. Aspgelélav missgynnas vid slutavverkning. I norra Sverige hotas arten genom slutavverkning av äldre barrskog med åldriga aspar, ofta på skogsbergens sluttningar. Arten försvinner på aspar som lämnas kvar på hyggen. Aspgelélav (VU) är typisk art för </w:t>
+      </w:r>
+      <w:r>
+        <w:rPr>
+          <w:i/>
+        </w:rPr>
+        <w:t>9010 Taiga</w:t>
+      </w:r>
+      <w:r>
+        <w:t xml:space="preserve"> (SLU Artdatabanken, 2024).</w:t>
       </w:r>
     </w:p>
     <w:p>
@@ -233,6 +258,35 @@
         <w:rPr>
           <w:b/>
         </w:rPr>
+        <w:t xml:space="preserve">Skinnlav </w:t>
+      </w:r>
+      <w:r>
+        <w:t xml:space="preserve">förekommer på diverse lövträd, främst på gammal asp och sälg. Den påträffas främst i områden med lång kontinuitet av grova lövträd och signalerar skogsmark med höga naturvärden. På lokalerna förekommer som regel ett flertal andra ovanliga eller rödlistade lavar. I likhet med gelélavarna, etablerar sig skinnlaven i skogsmark på grova aspar i sena lövsuccessioner. Skinnlav är typisk art för </w:t>
+      </w:r>
+      <w:r>
+        <w:rPr>
+          <w:i/>
+        </w:rPr>
+        <w:t xml:space="preserve">9010 Taiga, 9020 Nordlig ädellövskog </w:t>
+      </w:r>
+      <w:r>
+        <w:t xml:space="preserve">och </w:t>
+      </w:r>
+      <w:r>
+        <w:rPr>
+          <w:i/>
+        </w:rPr>
+        <w:t xml:space="preserve">9070 Trädklädd betesmark </w:t>
+      </w:r>
+      <w:r>
+        <w:t>(Nitare &amp; Skogsstyrelsen, 2019; SLU Artdatabanken, 2025).</w:t>
+      </w:r>
+    </w:p>
+    <w:p>
+      <w:r>
+        <w:rPr>
+          <w:b/>
+        </w:rPr>
         <w:t>Stor aspticka</w:t>
       </w:r>
       <w:r>
@@ -255,6 +309,78 @@
       </w:r>
       <w:r>
         <w:t xml:space="preserve"> (SLU Artdatabanken, 2024; Nitare &amp; Skogsstyrelsen, 2019).</w:t>
+      </w:r>
+    </w:p>
+    <w:p>
+      <w:pPr>
+        <w:pStyle w:val="Heading1"/>
+      </w:pPr>
+      <w:r>
+        <w:t>Typiska arter och EU:s art- och habitatdirektiv</w:t>
+      </w:r>
+    </w:p>
+    <w:p>
+      <w:r>
+        <w:t>Typiska arter används för att lokalisera områden med gynnsam bevarandestatus för de naturtyper som är listade i EU:s art- och habitatdirektiv. Ett exempel är Västlig taiga (EU-kod 9010) som saknar gynnsam bevarandestatus och minskar starkt som naturtyp i Sverige. Naturvårdsverket skriver i sin vägledning för Västlig taiga att dylika miljöer förutsätter normalt att skogarna skyddas långsiktigt, eftersom skogsbruk inte är förenligt med bevarande av naturtypen i gynnsamt tillstånd (Naturvårdsverket, 2011).</w:t>
+      </w:r>
+    </w:p>
+    <w:p>
+      <w:r>
+        <w:t>Följande typiska arter har sina livsmiljöer och växtplatser i den avverkningsanmälda skogen: aspgelélav (VU, T), knärot (VU, T, §8), mörk husmossa (S, T), skinnlav (S, T) och stor aspticka (S, T).</w:t>
+      </w:r>
+    </w:p>
+    <w:p>
+      <w:r>
+        <w:t>Enligt Sveriges Artikel 17 rapportering 2013 och 2019 till EU, har naturtypen Västlig taiga (9010) dålig bevarandestatus med negativ trend inom Sveriges boreala region. Skogsbruksåtgärder som avverkning, röjning och gallring pekas ut som några av de främst bidragande orsakerna till naturtypens dåliga status och negativa trend (SLU Artdatabanken, 2019). I EU:s uppföljning av tillståndet för naturtyperna i Skandinavien 2013 – 2018 framgår det att i den boreala regionen är tillståndet så dåligt för Västlig taiga (9010) att habitatet löper allvarlig risk att försvinna regionalt (EEA, 2022). Det allvarliga läget för den biologiska mångfalden i skogen framhålls även i Skogsstyren rapport 2026/07:</w:t>
+      </w:r>
+    </w:p>
+    <w:p>
+      <w:r>
+        <w:rPr>
+          <w:i/>
+        </w:rPr>
+        <w:t>"All avverkning av kända skogliga värdekärnor och sannolika kontinuitetsskogar behöver upphöra för att fylla bristen om 1,56 miljoner hektar bevarad livsmiljötyp. På grund av begränsade kvarvarande arealer av värdekärnor, naturskogar och kontinuitetsskogar leder fortsatt förlust av dessa till en påtaglig risk för långsiktigt negativa effekter för biologisk mångfald i skogslandskapet. Att de återstående arealerna bevaras och ges ett långsiktigt skydd bedöms därför vara av avgörande betydelse."</w:t>
+      </w:r>
+      <w:r>
+        <w:t xml:space="preserve"> (Skogsstyrelsen, 2026).</w:t>
+      </w:r>
+    </w:p>
+    <w:p>
+      <w:r>
+        <w:t>Trots detta har statusen för Västlig taiga ändrats till otillräcklig i stället för dålig i den senaste Artikel 17 rapporteringen 2025. Av Naturvårdsverkets rapport framgår det dock att de ändrade statusbedömningarna jämfört med rapporteringen 2019 inte beror på faktiska miljöförändringar. Ändringarna är av teknisk karaktär och främst en följd av resultaten från genomförda regeringsuppdrag och beslut inför rapporteringen 2025. Det är alltså politisk styrning i stället för faktiska förhållanden i naturen som ändrat på naturtypernas status i rapporteringen, vilket rimmar dåligt med såväl art- och habitatdirektivets syften och mål som med naturrestaureringsförordningen. I praktiken har dock Sveriges nya sätt att rapportera bevarandestatus till EU inte någon betydelse eftersom Naturvårdsverkets rapportering 2025 visar att Västlig taiga</w:t>
+      </w:r>
+      <w:r>
+        <w:rPr>
+          <w:b/>
+        </w:rPr>
+        <w:t xml:space="preserve"> </w:t>
+      </w:r>
+      <w:r>
+        <w:t>inte har gynnsam bevarandestatus.</w:t>
+      </w:r>
+    </w:p>
+    <w:p>
+      <w:r>
+        <w:t>Åtgärder som vidtas i enlighet med art- och habitatdirektivet ska enligt Artikel 2 syfta till att bibehålla eller återställa en gynnsam bevarandestatus hos livsmiljöer samt arter och vilda djur och växter av gemenskapsintresse. Enligt prejudikat från EU-domstolen ska en skogsbruksverksamhet utföras på ett sådant sätt som utgör ett förebyggande och hållbart skogsbruk för att betraktas som förenlig med bevarandekraven i direktivet (se EU-domstolens dom i de förenade målen C 473-19 och C 474-19).</w:t>
+      </w:r>
+    </w:p>
+    <w:p>
+      <w:r>
+        <w:t xml:space="preserve">Av artikel 1.e samma direktiv framgår att en livsmiljös bevarandestatus anses " gynnsam" när — dess naturliga utbredningsområde och de ytor den täcker inom detta område är stabila eller ökande, och — den särskilda struktur och de särskilda funktioner som är nödvändiga för att den skall kunna bibehållas på lång sikt finns, och sannolikt kommer att finnas under en överskådlig framtid, och — bevarandestatusen hos dess </w:t>
+      </w:r>
+      <w:r>
+        <w:rPr>
+          <w:b/>
+        </w:rPr>
+        <w:t>typiska arter</w:t>
+      </w:r>
+      <w:r>
+        <w:t xml:space="preserve"> är gynnsam enligt definitionen i artikel 1.i.</w:t>
+      </w:r>
+    </w:p>
+    <w:p>
+      <w:r>
+        <w:t>EU-direktiv är bindande för EU:s medlemsländer varvid det ankommer på Skogsstyrelsen som nationell tillsynsmyndighet att beakta syftet med EU:s art- och habitatdirektiv vid prövningen av en skogsbruksverksamhet, se Rådets direktiv 92/43/EEG. Se ytterligare information om EU:s livsmiljödirektiv i bilaga 2.</w:t>
       </w:r>
     </w:p>
     <w:p>
@@ -502,6 +628,254 @@
       </w:r>
       <w:r>
         <w:t>SLU Artdatabanken, Uppsala.</w:t>
+      </w:r>
+    </w:p>
+    <w:p>
+      <w:r>
+        <w:br w:type="page"/>
+      </w:r>
+    </w:p>
+    <w:p>
+      <w:pPr>
+        <w:pStyle w:val="Title"/>
+      </w:pPr>
+      <w:r>
+        <w:t>BILAGA 2 – EU:s art- och habitatdirektiv, fågeldirektiv och naturrestaureringsförordning</w:t>
+      </w:r>
+    </w:p>
+    <w:p>
+      <w:pPr>
+        <w:pStyle w:val="Heading2"/>
+      </w:pPr>
+      <w:r>
+        <w:t>Förenlighet med EU-direktiv</w:t>
+      </w:r>
+    </w:p>
+    <w:p>
+      <w:r>
+        <w:t>EU-direktiv är bindande för EU:s medlemsländer varvid det ankommer på Skogsstyrelsen som nationell tillsynsmyndighet att beakta syftet med EU:s art- och habitatdirektiv respektive fågeldirektiv vid prövningen av en skogsbruksverksamhet, se Rådets direktiv 92/43/EEG samt 2009/147/EG. Nationella regler som omfattas av ett EU-direktiv ska enligt fast rättspraxis tolkas i enlighet med direktivet, vilket medför en skyldighet för myndigheten att tolka bestämmelser i nationell rätt i ljuset av direktivets ordalydelse, sammanhang och de mål som eftersträvas med direktivet (se EU-domstolens dom i mål C 477/19).</w:t>
+      </w:r>
+    </w:p>
+    <w:p>
+      <w:r>
+        <w:t>EU:s medlemsstater åläggs i Artikel 3 i fågeldirektivet generella skyldigheter avseende skydd, bevarande och återställande av tillräckligt stora och varierande livsmiljöer för de fågelarter som omfattas av direktivet. Medlemsstaterna ska vidta de åtgärder som är nödvändiga för att bibehålla populationen av fågelarterna på en nivå som svarar särskilt mot ekologiska, vetenskapliga och kulturella behov, eller återupprätta populationen av dessa arter till en sådan nivå (se Europaparlamentets och rådets direktiv 2009/147/EG).</w:t>
+      </w:r>
+    </w:p>
+    <w:p>
+      <w:r>
+        <w:t>Åtgärder som vidtas i enlighet med art- och habitatdirektivet (92/43/EEG) ska enligt Artikel 2 syfta till att bibehålla eller återställa en gynnsam bevarandestatus hos livsmiljöer samt arter och vilda djur och växter av gemenskapsintresse. Enligt prejudikat från EU-domstolen ska en skogsbruksverksamhet utföras på ett sådant sätt som utgör ett förebyggande och hållbart skogsbruk för att betraktas som förenlig med bevarandekraven i direktivet (se EU-domstolens dom i de förenade målen C 473-19 och C 474-19).</w:t>
+      </w:r>
+    </w:p>
+    <w:p>
+      <w:r>
+        <w:t xml:space="preserve">Av artikel 1.e samma direktiv framgår att en livsmiljös bevarandestatus anses " gynnsam" när — dess naturliga utbredningsområde och de ytor den täcker inom detta område är stabila eller ökande, och — den särskilda struktur och de särskilda funktioner som är nödvändiga för att den skall kunna bibehållas på lång sikt finns, och sannolikt kommer att finnas under en överskådlig framtid, och — bevarandestatusen hos dess </w:t>
+      </w:r>
+      <w:r>
+        <w:rPr>
+          <w:b/>
+        </w:rPr>
+        <w:t>typiska arter</w:t>
+      </w:r>
+      <w:r>
+        <w:t xml:space="preserve"> är gynnsam enligt definitionen i artikel 1.i. Typiska arter används för att lokalisera områden med gynnsam bevarandestatus för de naturtyper som ingår i EU:s art- och habitatdirektiv.</w:t>
+      </w:r>
+    </w:p>
+    <w:p>
+      <w:r>
+        <w:t>Västlig taiga (EU-kod 9010) saknar gynnsam bevarandestatus och minskar starkt som naturtyp i Sverige. Naturvårdsverket skriver i sin vägledning för västlig taiga att dylika miljöer förutsätter normalt att skogarna skyddas långsiktigt, eftersom skogsbruk inte är förenligt med bevarande av naturtypen i gynnsamt tillstånd (Naturvårdsverket, 2011). Enligt Sveriges Artikel 17 rapportering 2013 och 2019 till EU, har naturtypen Västlig taiga (9010) dålig bevarandestatus med negativ trend inom Sveriges boreala region. Skogsbruksåtgärder som avverkning, röjning och gallring pekas ut som några av de främst bidragande orsakerna till naturtypens dåliga status och negativa trend (SLU Artdatabanken, 2019). I EU:s uppföljning av tillståndet för naturtyperna i Skandinavien 2013 – 2018 framgår det att i den boreala regionen är tillståndet så dåligt för Västlig taiga (9010) att habitatet löper allvarlig risk att försvinna regionalt (EEA, 2022). Det allvarliga läget för den biologiska mångfalden i skogen framhålls även i Skogsstyren rapport 2026/07:</w:t>
+      </w:r>
+    </w:p>
+    <w:p>
+      <w:r>
+        <w:rPr>
+          <w:i/>
+        </w:rPr>
+        <w:t>"All avverkning av kända skogliga värdekärnor och sannolika kontinuitetsskogar behöver upphöra för att fylla bristen om 1,56 miljoner hektar bevarad livsmiljötyp. På grund av begränsade kvarvarande arealer av värdekärnor, naturskogar och kontinuitetsskogar leder fortsatt förlust av dessa till en påtaglig risk för långsiktigt negativa effekter för biologisk mångfald i skogslandskapet. Att de återstående arealerna bevaras och ges ett långsiktigt skydd bedöms därför vara av avgörande betydelse."</w:t>
+      </w:r>
+      <w:r>
+        <w:t xml:space="preserve"> (Skogsstyrelsen, 2026).</w:t>
+      </w:r>
+    </w:p>
+    <w:p>
+      <w:pPr>
+        <w:pStyle w:val="Caption"/>
+      </w:pPr>
+      <w:r>
+        <w:drawing>
+          <wp:inline xmlns:a="http://schemas.openxmlformats.org/drawingml/2006/main" xmlns:pic="http://schemas.openxmlformats.org/drawingml/2006/picture">
+            <wp:extent cx="5486400" cy="2905862"/>
+            <wp:docPr id="3" name="Picture 3"/>
+            <wp:cNvGraphicFramePr>
+              <a:graphicFrameLocks noChangeAspect="1"/>
+            </wp:cNvGraphicFramePr>
+            <a:graphic>
+              <a:graphicData uri="http://schemas.openxmlformats.org/drawingml/2006/picture">
+                <pic:pic>
+                  <pic:nvPicPr>
+                    <pic:cNvPr id="0" name="uppföljning av västlig taiga.jpeg"/>
+                    <pic:cNvPicPr/>
+                  </pic:nvPicPr>
+                  <pic:blipFill>
+                    <a:blip r:embed="rId18"/>
+                    <a:stretch>
+                      <a:fillRect/>
+                    </a:stretch>
+                  </pic:blipFill>
+                  <pic:spPr>
+                    <a:xfrm>
+                      <a:off x="0" y="0"/>
+                      <a:ext cx="5486400" cy="2905862"/>
+                    </a:xfrm>
+                    <a:prstGeom prst="rect"/>
+                  </pic:spPr>
+                </pic:pic>
+              </a:graphicData>
+            </a:graphic>
+          </wp:inline>
+        </w:drawing>
+      </w:r>
+    </w:p>
+    <w:p>
+      <w:pPr>
+        <w:pStyle w:val="Caption"/>
+      </w:pPr>
+      <w:r>
+        <w:t>EU:s uppföljning av tillståndet för naturtypen Västlig taiga 9010 i Skandinavien 2013 - 2018. Av kartan framgår det att i den boreala regionen är tillståndet så dåligt (röd färg) att habitatet löper allvarlig risk att försvinna regionalt. Källa: European Environment Agency. https:// eunis.eea.europoa.eu/habitats/10176.</w:t>
+      </w:r>
+    </w:p>
+    <w:p>
+      <w:r>
+        <w:t>Trots det allvarliga läget har statusen för Västlig taiga ändrats till otillräcklig i stället för dålig i den senaste Artikel 17 rapporteringen 2025. Av Naturvårdsverkets rapport framgår det dock att de ändrade statusbedömningarna jämfört med rapporteringen 2019 inte beror på faktiska miljöförändringar. Ändringarna är av teknisk karaktär och främst en följd av resultaten från genomförda regeringsuppdrag och beslut inför rapporteringen 2025. Det är alltså politisk styrning i stället för faktiska förhållanden i naturen som ändrat på naturtypernas status i rapporteringen, vilket rimmar dåligt med såväl art- och habitatdirektivets syften och mål som med naturrestaureringsförordningen. I praktiken har dock Sveriges nya sätt att rapportera bevarandestatus till EU inte någon betydelse eftersom Naturvårdsverkets rapportering 2025 visar att Västlig taiga inte har gynnsam bevarandestatus.</w:t>
+      </w:r>
+    </w:p>
+    <w:p>
+      <w:pPr>
+        <w:pStyle w:val="Heading2"/>
+      </w:pPr>
+      <w:r>
+        <w:t>EU:s naturrestaureringsförordning</w:t>
+      </w:r>
+    </w:p>
+    <w:p>
+      <w:r>
+        <w:t>Enligt EU:s naturrestaureringsförordning (EU 2024/1991) ska minst 20 % av landområden och minst 20 % av havsarealen vara restaurerad senast 2030, samt alla ekosystem som är i behov av restaurering senast 2050. Det framgår också av förordningen att det är viktigt att livsmiljötyperna inte försämras innan eller efter att restaureringar genomförts, se exempelvis punkt 37 förordningen.</w:t>
+      </w:r>
+    </w:p>
+    <w:p>
+      <w:r>
+        <w:t>”</w:t>
+      </w:r>
+      <w:r>
+        <w:rPr>
+          <w:i/>
+        </w:rPr>
+        <w:t>Det är viktigt att medlemsstaterna vidtar åtgärder som syftar till att säkerställa att tillståndet för områden som täcks av livsmiljötyper som omfattas av denna förordning och som omfattas av restaureringsåtgärder uppvisar en kontinuerlig förbättring till dess att de uppnår ett gott tillstånd, och att medlemsstaterna vidtar åtgärder som syftar till att säkerställa att dessa livsmiljötyper, när de har uppnått ett gott tillstånd, inte försämras avsevärt, så att det långsiktiga bibehållandet eller uppnåendet av gott tillstånd inte äventyras. (..) Det är också viktigt att medlemsstaterna anstränger sig för att förhindra avsevärd försämring av områden som täcks av sådana livsmiljötyper som antingen redan är i gott skick eller som inte är i gott skick men ännu inte omfattas av restaureringsåtgärder.”</w:t>
+      </w:r>
+    </w:p>
+    <w:p>
+      <w:r>
+        <w:rPr>
+          <w:b/>
+          <w:i/>
+        </w:rPr>
+        <w:t>Artikel 4(12):</w:t>
+      </w:r>
+    </w:p>
+    <w:p>
+      <w:r>
+        <w:rPr>
+          <w:i/>
+        </w:rPr>
+        <w:t>Utan att det påverkar tillämpningen av direktiv 92/43/EEG ska medlemsstaterna, senast den dag då deras nationella restaureringsplaner offentliggörs i enlighet med artikel 17.6 i denna förordning, eftersträva att genomföra de åtgärder som krävs för att förhindra avsevärd försämring av områden där de livsmiljötyper som förtecknas i bilaga I till denna förordning förekommer och som är i gott tillstånd eller som krävs för att uppnå de restaureringsmål som anges i punkt 17 i den här artikeln.</w:t>
+      </w:r>
+    </w:p>
+    <w:p>
+      <w:r>
+        <w:rPr>
+          <w:b/>
+          <w:i/>
+        </w:rPr>
+        <w:t>Artikel 4 (17).   Medlemsstaterna ska säkerställa</w:t>
+      </w:r>
+    </w:p>
+    <w:p>
+      <w:r>
+        <w:rPr>
+          <w:i/>
+        </w:rPr>
+        <w:t>a) en ökning av arealen i gott tillstånd för de livsmiljötyper som förtecknas i bilaga I till dess att minst 90 % är i gott tillstånd och till dess att den gynnsamma referensarealen för varje livsmiljötyp i varje biogeografisk region inom den berörda medlemsstaten har uppnåtts.</w:t>
+      </w:r>
+    </w:p>
+    <w:p>
+      <w:r>
+        <w:t>Referenser</w:t>
+      </w:r>
+    </w:p>
+    <w:p>
+      <w:r>
+        <w:t xml:space="preserve">EEA European Environment Agency, 2022. </w:t>
+      </w:r>
+      <w:r>
+        <w:rPr>
+          <w:i/>
+        </w:rPr>
+        <w:t xml:space="preserve">Western taiga – Conservation status 2013-2018. </w:t>
+      </w:r>
+      <w:r>
+        <w:t>https:// eunis.eea.europoa.eu/habitats/10176.</w:t>
+      </w:r>
+    </w:p>
+    <w:p>
+      <w:r>
+        <w:t>EU-domstolens dom av den 2 juli 2020 i målet C 477/19 (Europeisk hamster) p. 23.</w:t>
+      </w:r>
+    </w:p>
+    <w:p>
+      <w:r>
+        <w:t>EU-domstolens dom av den 4 mars 2021 i de förenade målen C 473-19 och C 474-19 (Skydda skogen) p. 70 och 76.</w:t>
+      </w:r>
+    </w:p>
+    <w:p>
+      <w:r>
+        <w:t>Europaparlamentets och rådets direktiv 2009/147/EG av den 30 november 2009 om bevarande av vilda fåglar.</w:t>
+      </w:r>
+    </w:p>
+    <w:p>
+      <w:r>
+        <w:t>EUROPAPARLAMENTETS OCH RÅDETS FÖRORDNING (EU) 2024/1991 av den 24 juni 2024 om restaurering av natur och om ändring av förordning (EU) 2022/869.</w:t>
+      </w:r>
+    </w:p>
+    <w:p>
+      <w:r>
+        <w:t>Rådets direktiv 92/43/EEG av den 21 mj 1992 om bevarande av livsmiljöer samt vilda djur och växter.</w:t>
+      </w:r>
+    </w:p>
+    <w:p>
+      <w:r>
+        <w:t xml:space="preserve">Skogsstyrelsen, 2026. </w:t>
+      </w:r>
+      <w:r>
+        <w:rPr>
+          <w:i/>
+        </w:rPr>
+        <w:t>Biologisk mångfald i skogen.</w:t>
+      </w:r>
+      <w:r>
+        <w:t xml:space="preserve"> Rapport 2026/07.</w:t>
+      </w:r>
+    </w:p>
+    <w:p>
+      <w:r>
+        <w:t xml:space="preserve">SLU Artdatabanken, 2019. </w:t>
+      </w:r>
+      <w:r>
+        <w:rPr>
+          <w:i/>
+        </w:rPr>
+        <w:t>Sveriges arter och naturtyper i EU:s art- och habitatdirektiv.</w:t>
+      </w:r>
+      <w:r>
+        <w:t xml:space="preserve"> Resultat från rapportering 2019 till EU av bevarandestatus 2013-2018.</w:t>
       </w:r>
     </w:p>
     <w:sectPr>
@@ -632,7 +1006,7 @@
     <w:r>
       <w:tab/>
       <w:tab/>
-      <w:t>2026-09-16</w:t>
+      <w:t>2026-09-17</w:t>
       <w:br/>
       <w:br/>
     </w:r>

--- a/tillsyn/A 35543-2026 tillsynsbegäran.docx
+++ b/tillsyn/A 35543-2026 tillsynsbegäran.docx
@@ -65,7 +65,7 @@
     </w:p>
     <w:p>
       <w:r>
-        <w:t>I avverkningsanmälan finns fynd av 5 naturvårdsarter, varav 2 är rödlistade, 1 är fridlyst, 5 är typiska (T) och 3 är signalarter (S): aspgelélav (VU, T), knärot (VU, T, §8), mörk husmossa (S, T), skinnlav (S, T) och stor aspticka (S, T). Se Figur 1.</w:t>
+        <w:t>I avverkningsanmälan finns fynd av 6 naturvårdsarter, varav 2 är rödlistade, 1 är fridlyst, 6 är typiska (T) och 4 är signalarter (S): aspgelélav (VU, T), knärot (VU, T, §8), korallblylav (S, T), mörk husmossa (S, T), skinnlav (S, T) och stor aspticka (S, T). Se Figur 1.</w:t>
       </w:r>
     </w:p>
     <w:p>
@@ -229,6 +229,35 @@
         <w:rPr>
           <w:b/>
         </w:rPr>
+        <w:t>Korallblylav</w:t>
+      </w:r>
+      <w:r>
+        <w:t xml:space="preserve"> växer på bark av asp, ask, rönn, sälg, bok och lönn och signalerar överallt skogsbestånd med höga naturvärden och den följs nästan alltid av andra ovanliga och rödlistade arter. Den indikerar hög och jämn luftfuktighet och växer främst i områden med lång skoglig kontinuitet där det funnits ett ständigt inslag av gamla lövträd. Korallblylav är typisk art för </w:t>
+      </w:r>
+      <w:r>
+        <w:rPr>
+          <w:i/>
+        </w:rPr>
+        <w:t xml:space="preserve">9020 Nordlig ädellövskog, 9070 Trädklädd betesmark, 9160 Näringsrik ekskog, 9180 Ädellövskog i branter </w:t>
+      </w:r>
+      <w:r>
+        <w:t>och</w:t>
+      </w:r>
+      <w:r>
+        <w:rPr>
+          <w:i/>
+        </w:rPr>
+        <w:t xml:space="preserve"> 9190 Näringsfattig ekskog</w:t>
+      </w:r>
+      <w:r>
+        <w:t xml:space="preserve"> (SLU Artdatabanken, 2024; Nitare &amp; Skogsstyrelsen, 2019).</w:t>
+      </w:r>
+    </w:p>
+    <w:p>
+      <w:r>
+        <w:rPr>
+          <w:b/>
+        </w:rPr>
         <w:t xml:space="preserve">Mörk husmossa </w:t>
       </w:r>
       <w:r>
@@ -326,7 +355,7 @@
     </w:p>
     <w:p>
       <w:r>
-        <w:t>Följande typiska arter har sina livsmiljöer och växtplatser i den avverkningsanmälda skogen: aspgelélav (VU, T), knärot (VU, T, §8), mörk husmossa (S, T), skinnlav (S, T) och stor aspticka (S, T).</w:t>
+        <w:t>Följande typiska arter har sina livsmiljöer och växtplatser i den avverkningsanmälda skogen: aspgelélav (VU, T), knärot (VU, T, §8), korallblylav (S, T), mörk husmossa (S, T), skinnlav (S, T) och stor aspticka (S, T).</w:t>
       </w:r>
     </w:p>
     <w:p>
@@ -1006,7 +1035,7 @@
     <w:r>
       <w:tab/>
       <w:tab/>
-      <w:t>2026-09-17</w:t>
+      <w:t>2026-09-18</w:t>
       <w:br/>
       <w:br/>
     </w:r>

--- a/tillsyn/A 35543-2026 tillsynsbegäran.docx
+++ b/tillsyn/A 35543-2026 tillsynsbegäran.docx
@@ -1035,7 +1035,7 @@
     <w:r>
       <w:tab/>
       <w:tab/>
-      <w:t>2026-09-18</w:t>
+      <w:t>2026-09-19</w:t>
       <w:br/>
       <w:br/>
     </w:r>

--- a/tillsyn/A 35543-2026 tillsynsbegäran.docx
+++ b/tillsyn/A 35543-2026 tillsynsbegäran.docx
@@ -1035,7 +1035,7 @@
     <w:r>
       <w:tab/>
       <w:tab/>
-      <w:t>2026-09-19</w:t>
+      <w:t>2026-09-21</w:t>
       <w:br/>
       <w:br/>
     </w:r>

--- a/tillsyn/A 35543-2026 tillsynsbegäran.docx
+++ b/tillsyn/A 35543-2026 tillsynsbegäran.docx
@@ -1035,7 +1035,7 @@
     <w:r>
       <w:tab/>
       <w:tab/>
-      <w:t>2026-09-21</w:t>
+      <w:t>2026-09-23</w:t>
       <w:br/>
       <w:br/>
     </w:r>

--- a/tillsyn/A 35543-2026 tillsynsbegäran.docx
+++ b/tillsyn/A 35543-2026 tillsynsbegäran.docx
@@ -1035,7 +1035,7 @@
     <w:r>
       <w:tab/>
       <w:tab/>
-      <w:t>2026-09-23</w:t>
+      <w:t>2026-09-24</w:t>
       <w:br/>
       <w:br/>
     </w:r>

--- a/tillsyn/A 35543-2026 tillsynsbegäran.docx
+++ b/tillsyn/A 35543-2026 tillsynsbegäran.docx
@@ -1035,7 +1035,7 @@
     <w:r>
       <w:tab/>
       <w:tab/>
-      <w:t>2026-09-24</w:t>
+      <w:t>2026-09-25</w:t>
       <w:br/>
       <w:br/>
     </w:r>

--- a/tillsyn/A 35543-2026 tillsynsbegäran.docx
+++ b/tillsyn/A 35543-2026 tillsynsbegäran.docx
@@ -1035,7 +1035,7 @@
     <w:r>
       <w:tab/>
       <w:tab/>
-      <w:t>2026-09-25</w:t>
+      <w:t>2026-09-26</w:t>
       <w:br/>
       <w:br/>
     </w:r>

--- a/tillsyn/A 35543-2026 tillsynsbegäran.docx
+++ b/tillsyn/A 35543-2026 tillsynsbegäran.docx
@@ -1035,7 +1035,7 @@
     <w:r>
       <w:tab/>
       <w:tab/>
-      <w:t>2026-09-26</w:t>
+      <w:t>2026-09-27</w:t>
       <w:br/>
       <w:br/>
     </w:r>

--- a/tillsyn/A 35543-2026 tillsynsbegäran.docx
+++ b/tillsyn/A 35543-2026 tillsynsbegäran.docx
@@ -1035,7 +1035,7 @@
     <w:r>
       <w:tab/>
       <w:tab/>
-      <w:t>2026-09-27</w:t>
+      <w:t>2026-09-28</w:t>
       <w:br/>
       <w:br/>
     </w:r>

--- a/tillsyn/A 35543-2026 tillsynsbegäran.docx
+++ b/tillsyn/A 35543-2026 tillsynsbegäran.docx
@@ -65,7 +65,7 @@
     </w:p>
     <w:p>
       <w:r>
-        <w:t>I avverkningsanmälan finns fynd av 6 naturvårdsarter, varav 2 är rödlistade, 1 är fridlyst, 6 är typiska (T) och 4 är signalarter (S): aspgelélav (VU, T), knärot (VU, T, §8), korallblylav (S, T), mörk husmossa (S, T), skinnlav (S, T) och stor aspticka (S, T). Se Figur 1.</w:t>
+        <w:t>I avverkningsanmälan finns fynd av 9 naturvårdsarter, varav 3 är rödlistade, 2 är fridlysta, 8 är typiska (T) och 4 är signalarter (S): aspgelélav (VU, T), knärot (VU, T, §8), kolflarnlav (NT, T), korallblylav (S, T), mörk husmossa (S, T), skinnlav (S, T), stor aspticka (S, T), torta (T) och nattviol (§8). Se Figur 1.</w:t>
       </w:r>
     </w:p>
     <w:p>
@@ -173,7 +173,7 @@
     </w:p>
     <w:p>
       <w:r>
-        <w:t>I det avverkningsanmälda området finns 1 fyndplatser för knärot registrerade på Artportalen. Figur 2 visar gränserna för buffertzoner på 50 m, som behöver lämnas kring fyndplatserna för att knärotslokalerna inte ska försvinna vid en avverkning. Av det avverkningsanmälda området överlappar 0.79 ha med buffertzonerna och får av detta skäl inte avverkas.</w:t>
+        <w:t>I det avverkningsanmälda området finns 2 fyndplatser för knärot registrerade på Artportalen. Figur 2 visar gränserna för buffertzoner på 50 m, som behöver lämnas kring fyndplatserna för att knärotslokalerna inte ska försvinna vid en avverkning. Av det avverkningsanmälda området överlappar 1.00 ha med buffertzonerna och får av detta skäl inte avverkas.</w:t>
       </w:r>
     </w:p>
     <w:p>
@@ -229,6 +229,26 @@
         <w:rPr>
           <w:b/>
         </w:rPr>
+        <w:t>Kolflarnlav (NT)</w:t>
+      </w:r>
+      <w:r>
+        <w:t xml:space="preserve"> är brandberoende och växer nästan uteslutande på kolad hård kärnved av tall. Etableringen verkar ske först 100–300 år efter brand och nytt substrat nybildas i mycket begränsad omfattning. Avverkning av tallskog av naturskogskaraktär med spår av återkommande bränder är ett hot och mängden lämplig ved att växa på för arten minskar dels på grund av naturlig nedbrytning men framförallt på grund av att det förstörs i samband med slutavverkningar, gallringar och markberedning. Såväl kolflarnlav som mörk kolflarnlav har glänsande bålfjäll och förekommer främst i tall- och blandbarrskogar av naturskogskaraktär med spår av återkommande bränder. Skogar som dessa hyser höga biologiska värden och bör skyddas. Kolflarnlav är typisk art för </w:t>
+      </w:r>
+      <w:r>
+        <w:rPr>
+          <w:i/>
+        </w:rPr>
+        <w:t>9010 Taiga</w:t>
+      </w:r>
+      <w:r>
+        <w:t xml:space="preserve"> (SLU Artdatabanken, 2024).</w:t>
+      </w:r>
+    </w:p>
+    <w:p>
+      <w:r>
+        <w:rPr>
+          <w:b/>
+        </w:rPr>
         <w:t>Korallblylav</w:t>
       </w:r>
       <w:r>
@@ -338,6 +358,35 @@
       </w:r>
       <w:r>
         <w:t xml:space="preserve"> (SLU Artdatabanken, 2024; Nitare &amp; Skogsstyrelsen, 2019).</w:t>
+      </w:r>
+    </w:p>
+    <w:p>
+      <w:r>
+        <w:rPr>
+          <w:b/>
+        </w:rPr>
+        <w:t xml:space="preserve">Torta </w:t>
+      </w:r>
+      <w:r>
+        <w:t xml:space="preserve">är typisk art för </w:t>
+      </w:r>
+      <w:r>
+        <w:rPr>
+          <w:i/>
+        </w:rPr>
+        <w:t xml:space="preserve">9050 Näringsrik granskog </w:t>
+      </w:r>
+      <w:r>
+        <w:t xml:space="preserve">och </w:t>
+      </w:r>
+      <w:r>
+        <w:rPr>
+          <w:i/>
+        </w:rPr>
+        <w:t xml:space="preserve">9040 Fjällbjörkskog </w:t>
+      </w:r>
+      <w:r>
+        <w:t>(SLU Artdatabanken, 2025).</w:t>
       </w:r>
     </w:p>
     <w:p>
@@ -355,7 +404,7 @@
     </w:p>
     <w:p>
       <w:r>
-        <w:t>Följande typiska arter har sina livsmiljöer och växtplatser i den avverkningsanmälda skogen: aspgelélav (VU, T), knärot (VU, T, §8), korallblylav (S, T), mörk husmossa (S, T), skinnlav (S, T) och stor aspticka (S, T).</w:t>
+        <w:t>Följande typiska arter har sina livsmiljöer och växtplatser i den avverkningsanmälda skogen: aspgelélav (VU, T), knärot (VU, T, §8), kolflarnlav (NT, T), korallblylav (S, T), mörk husmossa (S, T), skinnlav (S, T), stor aspticka (S, T) och torta (T).</w:t>
       </w:r>
     </w:p>
     <w:p>
@@ -1035,7 +1084,7 @@
     <w:r>
       <w:tab/>
       <w:tab/>
-      <w:t>2026-09-28</w:t>
+      <w:t>2026-09-29</w:t>
       <w:br/>
       <w:br/>
     </w:r>

--- a/tillsyn/A 35543-2026 tillsynsbegäran.docx
+++ b/tillsyn/A 35543-2026 tillsynsbegäran.docx
@@ -1084,7 +1084,7 @@
     <w:r>
       <w:tab/>
       <w:tab/>
-      <w:t>2026-09-29</w:t>
+      <w:t>2026-09-30</w:t>
       <w:br/>
       <w:br/>
     </w:r>

--- a/tillsyn/A 35543-2026 tillsynsbegäran.docx
+++ b/tillsyn/A 35543-2026 tillsynsbegäran.docx
@@ -1084,7 +1084,7 @@
     <w:r>
       <w:tab/>
       <w:tab/>
-      <w:t>2026-09-30</w:t>
+      <w:t>2026-10-01</w:t>
       <w:br/>
       <w:br/>
     </w:r>

--- a/tillsyn/A 35543-2026 tillsynsbegäran.docx
+++ b/tillsyn/A 35543-2026 tillsynsbegäran.docx
@@ -1084,7 +1084,7 @@
     <w:r>
       <w:tab/>
       <w:tab/>
-      <w:t>2026-10-01</w:t>
+      <w:t>2026-10-02</w:t>
       <w:br/>
       <w:br/>
     </w:r>

--- a/tillsyn/A 35543-2026 tillsynsbegäran.docx
+++ b/tillsyn/A 35543-2026 tillsynsbegäran.docx
@@ -1084,7 +1084,7 @@
     <w:r>
       <w:tab/>
       <w:tab/>
-      <w:t>2026-10-02</w:t>
+      <w:t>2026-10-03</w:t>
       <w:br/>
       <w:br/>
     </w:r>

--- a/tillsyn/A 35543-2026 tillsynsbegäran.docx
+++ b/tillsyn/A 35543-2026 tillsynsbegäran.docx
@@ -1084,7 +1084,7 @@
     <w:r>
       <w:tab/>
       <w:tab/>
-      <w:t>2026-10-03</w:t>
+      <w:t>2026-10-04</w:t>
       <w:br/>
       <w:br/>
     </w:r>

--- a/tillsyn/A 35543-2026 tillsynsbegäran.docx
+++ b/tillsyn/A 35543-2026 tillsynsbegäran.docx
@@ -1084,7 +1084,7 @@
     <w:r>
       <w:tab/>
       <w:tab/>
-      <w:t>2026-10-04</w:t>
+      <w:t>2026-10-05</w:t>
       <w:br/>
       <w:br/>
     </w:r>

--- a/tillsyn/A 35543-2026 tillsynsbegäran.docx
+++ b/tillsyn/A 35543-2026 tillsynsbegäran.docx
@@ -1084,7 +1084,7 @@
     <w:r>
       <w:tab/>
       <w:tab/>
-      <w:t>2026-10-05</w:t>
+      <w:t>2026-10-06</w:t>
       <w:br/>
       <w:br/>
     </w:r>

--- a/tillsyn/A 35543-2026 tillsynsbegäran.docx
+++ b/tillsyn/A 35543-2026 tillsynsbegäran.docx
@@ -1084,7 +1084,7 @@
     <w:r>
       <w:tab/>
       <w:tab/>
-      <w:t>2026-10-06</w:t>
+      <w:t>2026-10-07</w:t>
       <w:br/>
       <w:br/>
     </w:r>

--- a/tillsyn/A 35543-2026 tillsynsbegäran.docx
+++ b/tillsyn/A 35543-2026 tillsynsbegäran.docx
@@ -1084,7 +1084,7 @@
     <w:r>
       <w:tab/>
       <w:tab/>
-      <w:t>2026-10-07</w:t>
+      <w:t>2026-10-08</w:t>
       <w:br/>
       <w:br/>
     </w:r>

--- a/tillsyn/A 35543-2026 tillsynsbegäran.docx
+++ b/tillsyn/A 35543-2026 tillsynsbegäran.docx
@@ -1084,7 +1084,7 @@
     <w:r>
       <w:tab/>
       <w:tab/>
-      <w:t>2026-10-08</w:t>
+      <w:t>2026-10-09</w:t>
       <w:br/>
       <w:br/>
     </w:r>

--- a/tillsyn/A 35543-2026 tillsynsbegäran.docx
+++ b/tillsyn/A 35543-2026 tillsynsbegäran.docx
@@ -1084,7 +1084,7 @@
     <w:r>
       <w:tab/>
       <w:tab/>
-      <w:t>2026-10-09</w:t>
+      <w:t>2026-10-10</w:t>
       <w:br/>
       <w:br/>
     </w:r>

--- a/tillsyn/A 35543-2026 tillsynsbegäran.docx
+++ b/tillsyn/A 35543-2026 tillsynsbegäran.docx
@@ -1084,7 +1084,7 @@
     <w:r>
       <w:tab/>
       <w:tab/>
-      <w:t>2026-10-10</w:t>
+      <w:t>2026-10-11</w:t>
       <w:br/>
       <w:br/>
     </w:r>

--- a/tillsyn/A 35543-2026 tillsynsbegäran.docx
+++ b/tillsyn/A 35543-2026 tillsynsbegäran.docx
@@ -22,7 +22,7 @@
       <w:r>
         <w:drawing>
           <wp:inline xmlns:a="http://schemas.openxmlformats.org/drawingml/2006/main" xmlns:pic="http://schemas.openxmlformats.org/drawingml/2006/picture">
-            <wp:extent cx="5486400" cy="4903386"/>
+            <wp:extent cx="5486400" cy="4772922"/>
             <wp:docPr id="1" name="Picture 1"/>
             <wp:cNvGraphicFramePr>
               <a:graphicFrameLocks noChangeAspect="1"/>
@@ -43,7 +43,7 @@
                   <pic:spPr>
                     <a:xfrm>
                       <a:off x="0" y="0"/>
-                      <a:ext cx="5486400" cy="4903386"/>
+                      <a:ext cx="5486400" cy="4772922"/>
                     </a:xfrm>
                     <a:prstGeom prst="rect"/>
                   </pic:spPr>
@@ -65,7 +65,7 @@
     </w:p>
     <w:p>
       <w:r>
-        <w:t>I avverkningsanmälan finns fynd av 9 naturvårdsarter, varav 3 är rödlistade, 2 är fridlysta, 8 är typiska (T) och 4 är signalarter (S): aspgelélav (VU, T), knärot (VU, T, §8), kolflarnlav (NT, T), korallblylav (S, T), mörk husmossa (S, T), skinnlav (S, T), stor aspticka (S, T), torta (T) och nattviol (§8). Se Figur 1.</w:t>
+        <w:t>I avverkningsanmälan finns fynd av 10 naturvårdsarter, varav 4 är rödlistade, 2 är fridlysta, 9 är typiska (T) och 4 är signalarter (S): aspgelélav (VU, T), knärot (VU, T, §8), kolflarnlav (NT, T), violettgrå tagellav (NT, T), korallblylav (S, T), mörk husmossa (S, T), skinnlav (S, T), stor aspticka (S, T), torta (T) och nattviol (§8). Se Figur 1.</w:t>
       </w:r>
     </w:p>
     <w:p>
@@ -249,6 +249,26 @@
         <w:rPr>
           <w:b/>
         </w:rPr>
+        <w:t>Violettgrå tagellav (NT)</w:t>
+      </w:r>
+      <w:r>
+        <w:t xml:space="preserve"> växer nästan uteslutande i gamla olikåldriga barrnaturskogar med lång skoglig kontinuitet och är en utmärkt signal på skog med höga naturvärden. Slutavverkning av tidigare aldrig slutavverkad skog (kontinuitetsskog) är det största hotet. Biotopen nyskapas i begränsad omfattning och barrskog äldre än 160 år, där den violettgrå tagellaven huvudsakligen påträffas har minskat med 50% de senaste 50 åren. Lågproduktiv skogsmark där laven förekommer bör undantas från skogsbruk och rika förekomster i äldre granskog bör skyddas. Arten är känslig för uttorkning och det är väsentligt att tillräckligt stora bestånd avsätts. Violettgrå tagellav är typisk art för </w:t>
+      </w:r>
+      <w:r>
+        <w:rPr>
+          <w:i/>
+        </w:rPr>
+        <w:t>9010 Taiga</w:t>
+      </w:r>
+      <w:r>
+        <w:t xml:space="preserve"> (SLU Artdatabanken, 2024; Nitare &amp; Skogsstyrelsen, 2019).</w:t>
+      </w:r>
+    </w:p>
+    <w:p>
+      <w:r>
+        <w:rPr>
+          <w:b/>
+        </w:rPr>
         <w:t>Korallblylav</w:t>
       </w:r>
       <w:r>
@@ -404,7 +424,7 @@
     </w:p>
     <w:p>
       <w:r>
-        <w:t>Följande typiska arter har sina livsmiljöer och växtplatser i den avverkningsanmälda skogen: aspgelélav (VU, T), knärot (VU, T, §8), kolflarnlav (NT, T), korallblylav (S, T), mörk husmossa (S, T), skinnlav (S, T), stor aspticka (S, T) och torta (T).</w:t>
+        <w:t>Följande typiska arter har sina livsmiljöer och växtplatser i den avverkningsanmälda skogen: aspgelélav (VU, T), knärot (VU, T, §8), kolflarnlav (NT, T), violettgrå tagellav (NT, T), korallblylav (S, T), mörk husmossa (S, T), skinnlav (S, T), stor aspticka (S, T) och torta (T).</w:t>
       </w:r>
     </w:p>
     <w:p>
@@ -1084,7 +1104,7 @@
     <w:r>
       <w:tab/>
       <w:tab/>
-      <w:t>2026-10-11</w:t>
+      <w:t>2026-10-12</w:t>
       <w:br/>
       <w:br/>
     </w:r>

--- a/tillsyn/A 35543-2026 tillsynsbegäran.docx
+++ b/tillsyn/A 35543-2026 tillsynsbegäran.docx
@@ -1104,7 +1104,7 @@
     <w:r>
       <w:tab/>
       <w:tab/>
-      <w:t>2026-10-12</w:t>
+      <w:t>2026-10-13</w:t>
       <w:br/>
       <w:br/>
     </w:r>

--- a/tillsyn/A 35543-2026 tillsynsbegäran.docx
+++ b/tillsyn/A 35543-2026 tillsynsbegäran.docx
@@ -1104,7 +1104,7 @@
     <w:r>
       <w:tab/>
       <w:tab/>
-      <w:t>2026-10-13</w:t>
+      <w:t>2026-10-14</w:t>
       <w:br/>
       <w:br/>
     </w:r>

--- a/tillsyn/A 35543-2026 tillsynsbegäran.docx
+++ b/tillsyn/A 35543-2026 tillsynsbegäran.docx
@@ -1104,7 +1104,7 @@
     <w:r>
       <w:tab/>
       <w:tab/>
-      <w:t>2026-10-14</w:t>
+      <w:t>2026-10-15</w:t>
       <w:br/>
       <w:br/>
     </w:r>

--- a/tillsyn/A 35543-2026 tillsynsbegäran.docx
+++ b/tillsyn/A 35543-2026 tillsynsbegäran.docx
@@ -1104,7 +1104,7 @@
     <w:r>
       <w:tab/>
       <w:tab/>
-      <w:t>2026-10-15</w:t>
+      <w:t>2026-10-16</w:t>
       <w:br/>
       <w:br/>
     </w:r>

--- a/tillsyn/A 35543-2026 tillsynsbegäran.docx
+++ b/tillsyn/A 35543-2026 tillsynsbegäran.docx
@@ -1104,7 +1104,7 @@
     <w:r>
       <w:tab/>
       <w:tab/>
-      <w:t>2026-10-16</w:t>
+      <w:t>2026-10-17</w:t>
       <w:br/>
       <w:br/>
     </w:r>

--- a/tillsyn/A 35543-2026 tillsynsbegäran.docx
+++ b/tillsyn/A 35543-2026 tillsynsbegäran.docx
@@ -1104,7 +1104,7 @@
     <w:r>
       <w:tab/>
       <w:tab/>
-      <w:t>2026-10-17</w:t>
+      <w:t>2026-10-18</w:t>
       <w:br/>
       <w:br/>
     </w:r>

--- a/tillsyn/A 35543-2026 tillsynsbegäran.docx
+++ b/tillsyn/A 35543-2026 tillsynsbegäran.docx
@@ -1104,7 +1104,7 @@
     <w:r>
       <w:tab/>
       <w:tab/>
-      <w:t>2026-10-18</w:t>
+      <w:t>2026-10-19</w:t>
       <w:br/>
       <w:br/>
     </w:r>

--- a/tillsyn/A 35543-2026 tillsynsbegäran.docx
+++ b/tillsyn/A 35543-2026 tillsynsbegäran.docx
@@ -1104,7 +1104,7 @@
     <w:r>
       <w:tab/>
       <w:tab/>
-      <w:t>2026-10-19</w:t>
+      <w:t>2026-10-20</w:t>
       <w:br/>
       <w:br/>
     </w:r>

--- a/tillsyn/A 35543-2026 tillsynsbegäran.docx
+++ b/tillsyn/A 35543-2026 tillsynsbegäran.docx
@@ -1104,7 +1104,7 @@
     <w:r>
       <w:tab/>
       <w:tab/>
-      <w:t>2026-10-20</w:t>
+      <w:t>2026-10-21</w:t>
       <w:br/>
       <w:br/>
     </w:r>

--- a/tillsyn/A 35543-2026 tillsynsbegäran.docx
+++ b/tillsyn/A 35543-2026 tillsynsbegäran.docx
@@ -1104,7 +1104,7 @@
     <w:r>
       <w:tab/>
       <w:tab/>
-      <w:t>2026-10-21</w:t>
+      <w:t>2026-10-22</w:t>
       <w:br/>
       <w:br/>
     </w:r>

--- a/tillsyn/A 35543-2026 tillsynsbegäran.docx
+++ b/tillsyn/A 35543-2026 tillsynsbegäran.docx
@@ -1104,7 +1104,7 @@
     <w:r>
       <w:tab/>
       <w:tab/>
-      <w:t>2026-10-22</w:t>
+      <w:t>2026-10-23</w:t>
       <w:br/>
       <w:br/>
     </w:r>

--- a/tillsyn/A 35543-2026 tillsynsbegäran.docx
+++ b/tillsyn/A 35543-2026 tillsynsbegäran.docx
@@ -1104,7 +1104,7 @@
     <w:r>
       <w:tab/>
       <w:tab/>
-      <w:t>2026-10-23</w:t>
+      <w:t>2026-10-24</w:t>
       <w:br/>
       <w:br/>
     </w:r>

--- a/tillsyn/A 35543-2026 tillsynsbegäran.docx
+++ b/tillsyn/A 35543-2026 tillsynsbegäran.docx
@@ -1104,7 +1104,7 @@
     <w:r>
       <w:tab/>
       <w:tab/>
-      <w:t>2026-10-24</w:t>
+      <w:t>2026-10-25</w:t>
       <w:br/>
       <w:br/>
     </w:r>

--- a/tillsyn/A 35543-2026 tillsynsbegäran.docx
+++ b/tillsyn/A 35543-2026 tillsynsbegäran.docx
@@ -1104,7 +1104,7 @@
     <w:r>
       <w:tab/>
       <w:tab/>
-      <w:t>2026-10-25</w:t>
+      <w:t>2026-10-26</w:t>
       <w:br/>
       <w:br/>
     </w:r>

--- a/tillsyn/A 35543-2026 tillsynsbegäran.docx
+++ b/tillsyn/A 35543-2026 tillsynsbegäran.docx
@@ -1104,7 +1104,7 @@
     <w:r>
       <w:tab/>
       <w:tab/>
-      <w:t>2026-10-26</w:t>
+      <w:t>2026-10-27</w:t>
       <w:br/>
       <w:br/>
     </w:r>

--- a/tillsyn/A 35543-2026 tillsynsbegäran.docx
+++ b/tillsyn/A 35543-2026 tillsynsbegäran.docx
@@ -1104,7 +1104,7 @@
     <w:r>
       <w:tab/>
       <w:tab/>
-      <w:t>2026-10-27</w:t>
+      <w:t>2026-10-28</w:t>
       <w:br/>
       <w:br/>
     </w:r>

--- a/tillsyn/A 35543-2026 tillsynsbegäran.docx
+++ b/tillsyn/A 35543-2026 tillsynsbegäran.docx
@@ -1104,7 +1104,7 @@
     <w:r>
       <w:tab/>
       <w:tab/>
-      <w:t>2026-10-28</w:t>
+      <w:t>2026-10-29</w:t>
       <w:br/>
       <w:br/>
     </w:r>

--- a/tillsyn/A 35543-2026 tillsynsbegäran.docx
+++ b/tillsyn/A 35543-2026 tillsynsbegäran.docx
@@ -1104,7 +1104,7 @@
     <w:r>
       <w:tab/>
       <w:tab/>
-      <w:t>2026-10-29</w:t>
+      <w:t>2026-10-31</w:t>
       <w:br/>
       <w:br/>
     </w:r>
